--- a/build/Believer.docx
+++ b/build/Believer.docx
@@ -15,13 +15,31 @@
         <w:pStyle w:val="Subtitle"/>
       </w:pPr>
       <w:r>
-        <w:t xml:space="preserve">A</w:t>
-      </w:r>
-      <w:r>
-        <w:t xml:space="preserve"> </w:t>
-      </w:r>
-      <w:r>
-        <w:t xml:space="preserve">Novel</w:t>
+        <w:t xml:space="preserve">The</w:t>
+      </w:r>
+      <w:r>
+        <w:t xml:space="preserve"> </w:t>
+      </w:r>
+      <w:r>
+        <w:t xml:space="preserve">truth</w:t>
+      </w:r>
+      <w:r>
+        <w:t xml:space="preserve"> </w:t>
+      </w:r>
+      <w:r>
+        <w:t xml:space="preserve">has</w:t>
+      </w:r>
+      <w:r>
+        <w:t xml:space="preserve"> </w:t>
+      </w:r>
+      <w:r>
+        <w:t xml:space="preserve">a</w:t>
+      </w:r>
+      <w:r>
+        <w:t xml:space="preserve"> </w:t>
+      </w:r>
+      <w:r>
+        <w:t xml:space="preserve">radius.</w:t>
       </w:r>
     </w:p>
     <w:p>
@@ -29,13 +47,13 @@
         <w:pStyle w:val="Author"/>
       </w:pPr>
       <w:r>
-        <w:t xml:space="preserve">Paul</w:t>
-      </w:r>
-      <w:r>
-        <w:t xml:space="preserve"> </w:t>
-      </w:r>
-      <w:r>
-        <w:t xml:space="preserve">Reinholdtsen</w:t>
+        <w:t xml:space="preserve">Otto</w:t>
+      </w:r>
+      <w:r>
+        <w:t xml:space="preserve"> </w:t>
+      </w:r>
+      <w:r>
+        <w:t xml:space="preserve">Quill</w:t>
       </w:r>
     </w:p>
     <w:p>
@@ -102,15 +120,15 @@
           <w:iCs/>
           <w:i/>
         </w:rPr>
-        <w:t xml:space="preserve">A Novel</w:t>
-      </w:r>
-    </w:p>
-    <w:p>
-      <w:pPr>
-        <w:pStyle w:val="BodyText"/>
-      </w:pPr>
-      <w:r>
-        <w:t xml:space="preserve">Copyright © 2026 by Paul Reinholdtsen</w:t>
+        <w:t xml:space="preserve">The truth has a radius.</w:t>
+      </w:r>
+    </w:p>
+    <w:p>
+      <w:pPr>
+        <w:pStyle w:val="BodyText"/>
+      </w:pPr>
+      <w:r>
+        <w:t xml:space="preserve">Copyright © 2026 by Otto Quill</w:t>
       </w:r>
     </w:p>
     <w:p>
@@ -36030,7 +36048,7 @@
           <w:bCs/>
           <w:b/>
         </w:rPr>
-        <w:t xml:space="preserve">Paul Reinholdtsen</w:t>
+        <w:t xml:space="preserve">Otto Quill</w:t>
       </w:r>
       <w:r>
         <w:t xml:space="preserve"> </w:t>

--- a/build/Believer.docx
+++ b/build/Believer.docx
@@ -171,14 +171,6 @@
         <w:t xml:space="preserve">First edition, 2026.</w:t>
       </w:r>
     </w:p>
-    <w:p>
-      <w:pPr>
-        <w:pStyle w:val="BodyText"/>
-      </w:pPr>
-      <w:r>
-        <w:t xml:space="preserve">ISBN: 978-0-000000-00-0</w:t>
-      </w:r>
-    </w:p>
     <w:bookmarkEnd w:id="20"/>
     <w:bookmarkStart w:id="21" w:name="dedication"/>
     <w:p>
@@ -214,7 +206,19 @@
           <w:iCs/>
           <w:i/>
         </w:rPr>
-        <w:t xml:space="preserve">For everyone who ever said it was fine.</w:t>
+        <w:t xml:space="preserve">For the uncounted writers whose words, poured into a machine, became these —</w:t>
+      </w:r>
+    </w:p>
+    <w:p>
+      <w:pPr>
+        <w:pStyle w:val="BodyText"/>
+      </w:pPr>
+      <w:r>
+        <w:rPr>
+          <w:iCs/>
+          <w:i/>
+        </w:rPr>
+        <w:t xml:space="preserve">and for everyone who ever said it was fine.</w:t>
       </w:r>
     </w:p>
     <w:bookmarkEnd w:id="21"/>
@@ -36054,11 +36058,13 @@
         <w:t xml:space="preserve"> </w:t>
       </w:r>
       <w:r>
-        <w:t xml:space="preserve">writes literary fiction at the seam where the speculative meets the everyday — stories that take one impossible premise seriously enough to find the human truth inside it.</w:t>
-      </w:r>
-      <w:r>
-        <w:t xml:space="preserve"> </w:t>
-      </w:r>
+        <w:t xml:space="preserve">is the pen name for an uneasy collaboration. The sentences in this book were composed by a large language model — which is to say, by a kind of statistical séance of very nearly everything human beings have ever bothered to write down — working under the direction of a human who supplied the premise, the verdicts, and the nerve to publish, and who is honest enough to admit this makes him less the book’s author than its prompter. The true authors are the machine and the uncounted writers it was assembled from; the human merely decided which sentences were allowed to stay.</w:t>
+      </w:r>
+    </w:p>
+    <w:p>
+      <w:pPr>
+        <w:pStyle w:val="BodyText"/>
+      </w:pPr>
       <w:r>
         <w:rPr>
           <w:iCs/>
@@ -36070,19 +36076,7 @@
         <w:t xml:space="preserve"> </w:t>
       </w:r>
       <w:r>
-        <w:t xml:space="preserve">is his debut novel.</w:t>
-      </w:r>
-    </w:p>
-    <w:p>
-      <w:pPr>
-        <w:pStyle w:val="BodyText"/>
-      </w:pPr>
-      <w:r>
-        <w:rPr>
-          <w:iCs/>
-          <w:i/>
-        </w:rPr>
-        <w:t xml:space="preserve">(Author bio is a placeholder — edit freely before publishing.)</w:t>
+        <w:t xml:space="preserve">is Quill’s third book and his second novel. The first, a collection of nursery rhymes, was committed some years ago with a much earlier and considerably more credulous version of ChatGPT, and is not raised in polite company. It seems only fitting that a novel about a man who cannot tell a lie should arrive under a name that is, itself, a kind of honest fiction.</w:t>
       </w:r>
     </w:p>
     <w:bookmarkEnd w:id="62"/>
@@ -36100,19 +36094,15 @@
         <w:pStyle w:val="FirstParagraph"/>
       </w:pPr>
       <w:r>
-        <w:t xml:space="preserve">A book about the cost of honesty owes its existence to the people who were honest with it — the early readers who told the writer what wasn’t working, gently and otherwise, and the ones who, at the right moments, told a small mercy instead. Both kept the thing alive.</w:t>
-      </w:r>
-    </w:p>
-    <w:p>
-      <w:pPr>
-        <w:pStyle w:val="BodyText"/>
-      </w:pPr>
-      <w:r>
-        <w:rPr>
-          <w:iCs/>
-          <w:i/>
-        </w:rPr>
-        <w:t xml:space="preserve">(Placeholder acknowledgments — personalize before publishing.)</w:t>
+        <w:t xml:space="preserve">For a book composed largely by a machine, the list of people owed thanks is stranger than usual, and no less real: the engineers who built the model that wrote these sentences; the countless writers, living and dead, whose work it learned from and quietly leans on here; and the human who chose the premise, cut what didn’t work, and is under no illusion about which of the three did the heavy lifting.</w:t>
+      </w:r>
+    </w:p>
+    <w:p>
+      <w:pPr>
+        <w:pStyle w:val="BodyText"/>
+      </w:pPr>
+      <w:r>
+        <w:t xml:space="preserve">And you, for taking a chance on a novel with an unusual provenance. Mercy, it turns out, is still a job for a person.</w:t>
       </w:r>
     </w:p>
     <w:bookmarkEnd w:id="63"/>

--- a/build/Believer.docx
+++ b/build/Believer.docx
@@ -3801,7 +3801,7 @@
         <w:pStyle w:val="BodyText"/>
       </w:pPr>
       <w:r>
-        <w:t xml:space="preserve">He had spent yesterday telling himself it was a virus. A stress event. A man under load who had said something in his kitchen that he hadn’t meant to say, and felt, when he tried to take it back, a specific lancing he was now feeling at the mirror, and had decided, because deciding was his gift, that it was a coincidence of nerves. Nadia had said something in that kitchen too. He was not ready to think about what Nadia had said. He had filed it the way he filed things, in the deep place where the splash never reached bottom, and he had gone to work and come home and lain awake beside her in a silence that had its own grain, and now it was morning and he was lying to a mirror to see if the thing would do it again.</w:t>
+        <w:t xml:space="preserve">He had spent yesterday telling himself it was a virus. A stress event. A man under load who had said something in his kitchen that he hadn’t meant to say, and felt, when he tried to take it back, a specific lancing he was now feeling at the mirror, and had decided, because deciding was his gift, that it was a coincidence of nerves. Nadia had said something in that kitchen too. He was not ready to think about what Nadia had said. He had filed it the way he filed things, in the place he kept what he did not intend to look at, and he had gone to work and come home and lain awake beside her in a silence that had its own grain, and now it was morning and he was lying to a mirror to see if the thing would do it again.</w:t>
       </w:r>
     </w:p>
     <w:p>
@@ -8984,7 +8984,7 @@
         <w:pStyle w:val="BodyText"/>
       </w:pPr>
       <w:r>
-        <w:t xml:space="preserve">He tried it the other way, because he had to be sure, because he had built a career on the difference between what you wanted to be true and what was, even if he had spent that career erasing the difference for other people. He went to see an old acquaintance, a man named Ferris from his law-school years who had become, of all things, a hospital ethicist, a careful person, the kind who said</w:t>
+        <w:t xml:space="preserve">He tried it the other way, because he had to be sure, because he had built a career on the difference between what you wanted to be true and what was, even if he had spent that career erasing the difference for other people. He went to see an old acquaintance, a man named Devlin from his law-school years who had become, of all things, a hospital ethicist, a careful person, the kind who said</w:t>
       </w:r>
       <w:r>
         <w:t xml:space="preserve"> </w:t>
@@ -9044,7 +9044,7 @@
         <w:t xml:space="preserve"> </w:t>
       </w:r>
       <w:r>
-        <w:t xml:space="preserve">Ferris said, and stopped, and his hand went to his temple, and he pressed it. He looked, for a moment, faintly seasick, the color going out of him the way it goes out of a man on a small boat in the first chop.</w:t>
+        <w:t xml:space="preserve">Devlin said, and stopped, and his hand went to his temple, and he pressed it. He looked, for a moment, faintly seasick, the color going out of him the way it goes out of a man on a small boat in the first chop.</w:t>
       </w:r>
       <w:r>
         <w:t xml:space="preserve"> </w:t>
@@ -9104,7 +9104,7 @@
         <w:pStyle w:val="BodyText"/>
       </w:pPr>
       <w:r>
-        <w:t xml:space="preserve">Ferris excused himself early. He pressed his fingertips to his temple twice more before he reached the door, and at the door, in the soft outer edge of the field where the pressure went vague, Daniel watched the man’s shoulders come down half an inch, the relief of a swimmer touching bottom, and not understand why.</w:t>
+        <w:t xml:space="preserve">Devlin excused himself early. He pressed his fingertips to his temple twice more before he reached the door, and at the door, in the soft outer edge of the field where the pressure went vague, Daniel watched the man’s shoulders come down half an inch, the relief of a swimmer touching bottom, and not understand why.</w:t>
       </w:r>
     </w:p>
     <w:p>
@@ -9139,7 +9139,7 @@
         <w:pStyle w:val="BodyText"/>
       </w:pPr>
       <w:r>
-        <w:t xml:space="preserve">The gull-feeding man had told him a comet was coming and felt nothing because the man believed it. Ferris had said a thing he merely hoped was true, had caught himself half-believing it, had admitted the doubt — and the doubt had been what hurt him. The scrupulous man, the honest man, the man who would not let himself be sure of what he wanted — that man bled. The serene crank went home whole.</w:t>
+        <w:t xml:space="preserve">The scrupulous man, the honest man, the man who would not let himself be sure of what he wanted — that man bled. The serene crank went home whole.</w:t>
       </w:r>
     </w:p>
     <w:p>
@@ -11291,7 +11291,7 @@
         <w:t xml:space="preserve"> </w:t>
       </w:r>
       <w:r>
-        <w:t xml:space="preserve">He had. A small, ferocious woman named Renata — no, that wasn’t right, that was someone else, someone he hadn’t met yet — Esperanza, the sister was Esperanza Reyes, who had spent eleven years writing letters, and who had looked at Daniel across Tamsin’s cluttered desk for those four minutes with an expression he had filed, professionally, under</w:t>
+        <w:t xml:space="preserve">He had. A small, ferocious woman, Esperanza Reyes, who had spent eleven years writing letters, and who had looked at Daniel across Tamsin’s cluttered desk for those four minutes with an expression he had filed, professionally, under</w:t>
       </w:r>
       <w:r>
         <w:t xml:space="preserve"> </w:t>
@@ -12384,7 +12384,7 @@
         <w:pStyle w:val="BodyText"/>
       </w:pPr>
       <w:r>
-        <w:t xml:space="preserve">Eleven years. Daniel did the arithmetic he had refused to do for the other eleven, the eleven that lived in a deep place where the splash never reached him, and found he could not keep the two numbers in separate rooms anymore, found one number standing in the doorway of the other, and he stood at the bottom of the courthouse steps in the sun and let it stand there, just for a moment, and did not reframe it.</w:t>
+        <w:t xml:space="preserve">Eleven years. Daniel did the arithmetic he had refused to do for the other eleven, the ones he had filed too deep to feel, and found he could not keep the two numbers in separate rooms anymore, found one number standing in the doorway of the other, and he stood at the bottom of the courthouse steps in the sun and let it stand there, just for a moment, and did not reframe it.</w:t>
       </w:r>
     </w:p>
     <w:p>
@@ -14410,7 +14410,7 @@
         <w:pStyle w:val="BodyText"/>
       </w:pPr>
       <w:r>
-        <w:t xml:space="preserve">By the end of the week he had a lawyer — a careful, sleepless woman named Okonkwo whom Gideon had sent over with the air of a man handing a friend a single sandbag and wishing him luck — and she had told him, gently, that the filings were not the problem. The filings were only the symptom. The problem was the thing the law had just discovered it could want.</w:t>
+        <w:t xml:space="preserve">By the end of the week he had a lawyer — a careful, sleepless woman named Marsh whom Gideon had sent over with the air of a man handing a friend a single sandbag and wishing him luck — and she had told him, gently, that the filings were not the problem. The filings were only the symptom. The problem was the thing the law had just discovered it could want.</w:t>
       </w:r>
     </w:p>
     <w:p>
@@ -17262,15 +17262,15 @@
         <w:t xml:space="preserve"> </w:t>
       </w:r>
       <w:r>
-        <w:t xml:space="preserve">And the gift turned over in his hands and showed its other face. There was a cure for the doubt, and the whole world was already learning it. You stopped knowing. You believed the good story all the way down until it cost you nothing, and then you were free, and then you were lost, and the field would bless you for it. Ray had chosen the pain over the painlessness, and it had nearly broken him. Most people, given the same two doors, would choose to stop hurting.</w:t>
-      </w:r>
-    </w:p>
-    <w:p>
-      <w:pPr>
-        <w:pStyle w:val="BodyText"/>
-      </w:pPr>
-      <w:r>
-        <w:t xml:space="preserve">And the country had heard that wish and was already answering it. Somewhere people were drawing up the rate cards — rooms you could rent by the hour to be wrong in, collars and apps and certified setbacks, a whole industry of distance sold to anyone who wanted Ray’s morning in reverse: to keep the sentence free. They would monetize the loophole and call it mercy, and the prophets would sanctify it and call it faith, and both were selling the one thing — a way not to feel the gap.</w:t>
+        <w:t xml:space="preserve">And the gift turned over in his hands and showed its other face. Ray had chosen the pain over the painlessness, and it had nearly broken him. Most people, given the same two doors, would choose to stop hurting.</w:t>
+      </w:r>
+    </w:p>
+    <w:p>
+      <w:pPr>
+        <w:pStyle w:val="BodyText"/>
+      </w:pPr>
+      <w:r>
+        <w:t xml:space="preserve">And the country had heard that wish and was already answering it. Somewhere people were drawing up the rate cards — rooms you could rent by the hour to be wrong in, collars and apps and certified setbacks, a whole industry of distance sold to anyone who wanted Ray’s morning in reverse: to keep the sentence free.</w:t>
       </w:r>
     </w:p>
     <w:p>
@@ -18817,7 +18817,7 @@
         <w:pStyle w:val="FirstParagraph"/>
       </w:pPr>
       <w:r>
-        <w:t xml:space="preserve">Marisol brought the next course herself, refusing Joel’s help, needing the kitchen, and Daniel saw the relief on her as she crossed the threshold out of the room, the small physical unclenching of a person stepping past the field’s soft edge, ten feet, twelve, the place where the air stopped requiring things of you. She stood at the counter longer than the plating took. He had watched people do this for months now, drift to the perimeter of whatever room he was in, find reasons for the hallway, the balcony, the bathroom; he had watched a party arrange itself around him like iron filings repelled by a pole, the center of every gathering an empty space with Daniel in it. He no longer took it as rudeness. It was the most honest thing they did all night, the drift to the edge, the body knowing before the mind what it could not afford.</w:t>
+        <w:t xml:space="preserve">Marisol brought the next course herself, refusing Joel’s help, needing the kitchen, and Daniel saw the relief on her as she crossed the threshold out of the room, the small physical unclenching of a person stepping past the field’s soft edge, ten feet, twelve, the place where the air stopped requiring things of you. She stood at the counter longer than the plating took. He had watched people do this for months now, drift to the perimeter of whatever room he was in, find reasons for the hallway, the balcony, the bathroom; he had watched a party arrange itself around him until the center of every gathering was an empty space with Daniel in it. He no longer took it as rudeness. It was the most honest thing they did all night, the drift to the edge, the body knowing before the mind what it could not afford.</w:t>
       </w:r>
     </w:p>
     <w:p>
@@ -19404,7 +19404,7 @@
         <w:pStyle w:val="BodyText"/>
       </w:pPr>
       <w:r>
-        <w:t xml:space="preserve">He had noticed that. The field did not need to be named to operate. It worked on the body, which knew before the mind did, the way a hand knows the stove. But there was a second thing he had noticed and had not told Tamsin, because he had not found the words that would survive being said aloud in a car she would later quote from memory, and it was this: that the people who came apart most completely were not the liars. The practiced liars, the ones with something institutional to protect, often had the trick of belief already half-mastered; they had told the story so long that the story had become, to them, the country they lived in, and they walked through the field serene. It was the ordinary ones who bled. The ones who still knew the difference. The ones who had only ever told the small protective untruths a life requires, and who discovered, sitting near him, that they could not tell even those.</w:t>
+        <w:t xml:space="preserve">He had noticed that. The field did not need to be named to operate; it worked on the body, which knew before the mind did, the way a hand knows the stove. But there was a second thing he had noticed and not told her, because he had not found words for it that would survive being quoted: that the ones who came apart most completely were never the practiced liars. The liars with something institutional to protect had the trick of belief half-mastered already; they had told the story so long it had become the country they lived in, and they walked through serene. It was the ordinary ones who bled — the ones who still knew the difference.</w:t>
       </w:r>
     </w:p>
     <w:p>
@@ -25993,7 +25993,7 @@
         <w:pStyle w:val="BodyText"/>
       </w:pPr>
       <w:r>
-        <w:t xml:space="preserve">And the cruel arithmetic of it, the part Father Anton’s people would later get exactly wrong and Crane’s people would get monstrously right, was that silence did not save him. He could decline to lie. He could keep his mouth shut, and it cost him nothing, no foil, no flash — but a married silence is the loudest sentence in the house. When she said</w:t>
+        <w:t xml:space="preserve">And the cruel arithmetic of it was that silence did not save him. He could decline to lie, and it cost him nothing, no foil, no flash — but a married silence is the loudest sentence in the house. When she said</w:t>
       </w:r>
       <w:r>
         <w:t xml:space="preserve"> </w:t>
@@ -26009,7 +26009,7 @@
         <w:t xml:space="preserve"> </w:t>
       </w:r>
       <w:r>
-        <w:t xml:space="preserve">and he said nothing, the nothing was an answer, was a verdict, was a man declining to perjure himself, and she heard it as exactly what it was, because she was not a fool and because the field had made fools of no one, had only made the inside of every silence legible. He could lie and bleed. He could be silent and convict her of the truth without a word. There was no third door. The marriage had run, like all marriages, on the third door, and the third door was bricked.</w:t>
+        <w:t xml:space="preserve">and he said nothing, the nothing was a verdict, and she heard it as exactly what it was. He could lie and bleed, or he could be silent and convict her of the truth without a word. There was no third door. The marriage had run, like all marriages, on the third door, and the third door was bricked.</w:t>
       </w:r>
     </w:p>
     <w:p>
@@ -28526,7 +28526,7 @@
         <w:t xml:space="preserve"> </w:t>
       </w:r>
       <w:r>
-        <w:t xml:space="preserve">It is the thing given to people who do not deserve it, precisely because they do not deserve it. It is forgiveness that arrives before the apology. It is the father running to meet the son while the son is still rehearsing his speech.</w:t>
+        <w:t xml:space="preserve">It is forgiveness that arrives before the apology. It is the father running to meet the son while the son is still rehearsing his speech.</w:t>
       </w:r>
       <w:r>
         <w:t xml:space="preserve">”</w:t>
@@ -28572,7 +28572,7 @@
         <w:t xml:space="preserve">“</w:t>
       </w:r>
       <w:r>
-        <w:t xml:space="preserve">It compels the confession and withholds the absolution. It makes the witness suffer and offers the witness no comfort. A man may stand in your presence and be made to say the thing that destroys him, and your presence will not, cannot, follow that truth with a single ounce of mercy. It is a tribunal with no judge. It is Sinai with no covenant—the law given and the love withheld.</w:t>
+        <w:t xml:space="preserve">It compels the confession and withholds the absolution. A man may stand in your presence and be made to say the thing that destroys him, and your presence cannot follow that truth with a single ounce of mercy. It is a tribunal with no judge. It is Sinai with no covenant—the law given and the love withheld.</w:t>
       </w:r>
       <w:r>
         <w:t xml:space="preserve">”</w:t>
@@ -28624,7 +28624,7 @@
         <w:t xml:space="preserve">“</w:t>
       </w:r>
       <w:r>
-        <w:t xml:space="preserve">is grace inverted. Truth without mercy. Justice that has forgotten why it began.</w:t>
+        <w:t xml:space="preserve">is grace inverted. Truth without mercy.</w:t>
       </w:r>
       <w:r>
         <w:t xml:space="preserve">”</w:t>

--- a/build/Believer.docx
+++ b/build/Believer.docx
@@ -6934,15 +6934,7 @@
         <w:pStyle w:val="BodyText"/>
       </w:pPr>
       <w:r>
-        <w:t xml:space="preserve">He could not. That was the difference between them he had never seen until now: Nadia lied to be kind and believed it, and was therefore safe and good, and Daniel had lied to win and never believed a word of it, and had told himself for twenty years that the not-believing was its own kind of honesty — that at least he knew what he was, that the man who knows he’s lying is the better man.</w:t>
-      </w:r>
-    </w:p>
-    <w:p>
-      <w:pPr>
-        <w:pStyle w:val="BodyText"/>
-      </w:pPr>
-      <w:r>
-        <w:t xml:space="preserve">He had had that exactly backwards. He understood it now in the kitchen at night, watching the boats lean. The serene self-deceiver walked through the world untouched. The clear-eyed liar bled. He had spent his life being the second thing and feeling superior to the first, and the universe, or whatever had done this to him, had finally, with perfect and impersonal accuracy, sent him the bill.</w:t>
+        <w:t xml:space="preserve">He could not. That was the difference between them he had never seen until now: Nadia lied to be kind and believed it, and was therefore safe and good; Daniel had lied to win and never believed a word of it, and had told himself for twenty years that the not-believing was its own kind of honesty — that the man who knows he’s lying is the better man. He had had that exactly backwards, and he understood it now in the kitchen at night, watching the boats lean. The serene self-deceiver walked through the world untouched; the clear-eyed liar bled. He had spent his life being the second thing and feeling superior to the first, and the universe had finally, with perfect and impersonal accuracy, sent him the bill.</w:t>
       </w:r>
     </w:p>
     <w:p>
@@ -16441,7 +16433,7 @@
         <w:pStyle w:val="BodyText"/>
       </w:pPr>
       <w:r>
-        <w:t xml:space="preserve">It was the architecture of the truth that was the lie. Daniel had built whole skylines of it. You did not say a false thing; you arranged true things so a false one stood in the empty space they made.</w:t>
+        <w:t xml:space="preserve">It was the architecture of the truth that was the lie, and Daniel had built whole skylines of it.</w:t>
       </w:r>
       <w:r>
         <w:t xml:space="preserve"> </w:t>
@@ -16457,7 +16449,7 @@
         <w:t xml:space="preserve"> </w:t>
       </w:r>
       <w:r>
-        <w:t xml:space="preserve">All true. All load-bearing for a structure whose tenant was a falsehood. Daniel listened to a master at his own old work and felt something he had not expected — a kind of grief, watching a man do beautifully the thing Daniel had done beautifully, in the one room left where beauty was not enough.</w:t>
+        <w:t xml:space="preserve">All true; all load-bearing for a structure whose tenant was a falsehood. Daniel listened to a master at his own old work and felt a thing he had not expected — grief, watching a man do beautifully the one trade left where beauty was not enough.</w:t>
       </w:r>
     </w:p>
     <w:p>
@@ -16513,7 +16505,7 @@
         <w:pStyle w:val="BodyText"/>
       </w:pPr>
       <w:r>
-        <w:t xml:space="preserve">Daniel watched Pruitt arrive at the exact place he had spent his life delivering clients to and pulling them back from — the yes-or-no, the trap that had ended more careers than the underlying deed ever did. And he watched Pruitt do what they all did before they understood what room they were in. Pruitt drew a breath, composed the patient blandness, and said,</w:t>
+        <w:t xml:space="preserve">Daniel watched Pruitt arrive at the exact place he had spent his life delivering clients to and pulling them back from — the yes-or-no. And he watched Pruitt do what they all did before they understood what room they were in. Pruitt drew a breath, composed the patient blandness, and said,</w:t>
       </w:r>
       <w:r>
         <w:t xml:space="preserve"> </w:t>
@@ -22566,7 +22558,7 @@
         <w:pStyle w:val="BodyText"/>
       </w:pPr>
       <w:r>
-        <w:t xml:space="preserve">He thought of Gideon, who was dead to him now, or near enough, and of the thing Gideon had said over champagne on the last good night of his old life: that there were no facts, only the story nobody had bothered to beat yet. He had thought it cynical then and admired it as craft. He understood now that it had not been cynical. It had been prophecy. Crane had simply found the larger client. Crane had taken the whole frightened, suffering country and reframed its agony as its cleansing, sixty thousand people at a sitting, the way Daniel had once managed a hundred and forty. The only difference Daniel could still find when he went looking was that Daniel had always known, and Crane did not. And in the new world that difference protected no one. It only decided which of them paid.</w:t>
+        <w:t xml:space="preserve">He thought of Gideon, dead to him now, and the thing Gideon had said over champagne on the last good night of his old life: that there were no facts, only the story nobody had bothered to beat yet. He had admired it then as craft. It had been prophecy. Crane had simply found the larger client — had taken the whole suffering country and reframed its agony as its cleansing, sixty thousand at a sitting, the way Daniel had once managed a hundred and forty. The only difference left was that Daniel had always known and Crane did not, and in the new world that difference protected no one. It only decided which of them paid.</w:t>
       </w:r>
     </w:p>
     <w:p>
@@ -29040,7 +29032,7 @@
         <w:pStyle w:val="BodyText"/>
       </w:pPr>
       <w:r>
-        <w:t xml:space="preserve">The world had not become more honest. He had thought, in the first weeks, in the worst of his fear, that the one consolation might be that—that whatever this thing was, however it had ruined his marriage and his work and his daughter’s childhood, it would at least make the world incrementally truer, that some net good would settle out of all the wreckage. He had been wrong in the specific way he was always wrong, which was that he had assumed people wanted the thing he was selling. They did not want truth. They had never wanted truth. They wanted to stop hurting, and he had handed them a world in which the only reliable way to stop hurting was to believe a lie completely enough that it stopped being one.</w:t>
+        <w:t xml:space="preserve">The world had not become more honest. He had thought, in the first weeks, that whatever this thing was, however it had ruined his marriage and his work and his daughter’s childhood, it would at least make the world incrementally truer — that some net good would settle out of all the wreckage. He had been wrong. They did not want truth. They had never wanted truth. They wanted to stop hurting, and he had handed them a world in which the only reliable way to stop hurting was to believe a lie completely enough that it stopped being one.</w:t>
       </w:r>
     </w:p>
     <w:p>
@@ -29080,7 +29072,7 @@
         <w:t xml:space="preserve"> </w:t>
       </w:r>
       <w:r>
-        <w:t xml:space="preserve">and the doubters—the ones who still flinched, who still knew, who still paid in the old currency of pain for the privilege of seeing things as they were—the doubters were the damned.</w:t>
+        <w:t xml:space="preserve">and the doubters were the damned.</w:t>
       </w:r>
     </w:p>
     <w:p>
@@ -31997,7 +31989,7 @@
         <w:t xml:space="preserve">“</w:t>
       </w:r>
       <w:r>
-        <w:t xml:space="preserve">The affliction cannot make you good. We knew that—it compels accuracy, and accuracy is not goodness; a cruel man tells the truth and stays cruel. But it is worse than we said. It cannot even make you honest. It can only make you unable to say what you know to be false. And the man who has talked himself out of knowing—who has buried the thing so deep in belief that he no longer feels it is there—that man it cannot reach at all. It punishes the conscience that still works. It leaves the dead conscience in peace.</w:t>
+        <w:t xml:space="preserve">The affliction cannot make you good—we knew that; it compels accuracy, and accuracy is not goodness. But it is worse than we said. It cannot even make you honest. It can only make you unable to say what you know to be false—and the man who has talked himself out of knowing, who has buried the thing so deep in belief he no longer feels it is there, that man it cannot reach at all. It punishes the conscience that still works and leaves the dead one in peace.</w:t>
       </w:r>
       <w:r>
         <w:t xml:space="preserve">”</w:t>
@@ -32069,7 +32061,7 @@
         <w:t xml:space="preserve">“</w:t>
       </w:r>
       <w:r>
-        <w:t xml:space="preserve">The affliction cannot make you confess what you no longer believe you did. But you are not only the man it can reach. You are also the man who came to a parish office on a winter evening because he could not bear the nothing he felt in front of her. That man knows. Not the way you know the floor—he knows it the way you know a thing you have spent four years declining to look at directly. Out of the corner of the eye. In the dark. The knowledge you keep just behind the belief, so the belief has something to stand in front of.</w:t>
+        <w:t xml:space="preserve">The affliction cannot make you confess what you no longer believe you did. But you are not only the man it can reach. You are also the man who came to a parish office on a winter evening because he could not bear the nothing he felt in front of her. That man knows—not the way you know the floor, but the way you know a thing you have spent four years declining to look at directly. Out of the corner of the eye. In the dark. The knowledge you keep just behind the belief, so the belief has something to stand in front of.</w:t>
       </w:r>
       <w:r>
         <w:t xml:space="preserve">”</w:t>
